--- a/pr32_34/temp/rep.docx
+++ b/pr32_34/temp/rep.docx
@@ -18,8 +18,8 @@
         <w:rPr>
           <w:b/>
           <w:bCs/>
-          <w:sz w:val="44"/>
-          <w:szCs w:val="44"/>
+          <w:sz w:val="36"/>
+          <w:szCs w:val="36"/>
         </w:rPr>
         <w:t>Талон на получение заказа</w:t>
       </w:r>
@@ -44,14 +44,12 @@
         </w:rPr>
         <w:t>{</w:t>
       </w:r>
-      <w:proofErr w:type="spellStart"/>
       <w:r>
         <w:rPr>
           <w:szCs w:val="28"/>
         </w:rPr>
         <w:t>OrderDetailsDate</w:t>
       </w:r>
-      <w:proofErr w:type="spellEnd"/>
       <w:r>
         <w:rPr>
           <w:szCs w:val="28"/>
@@ -79,14 +77,12 @@
         </w:rPr>
         <w:t>{</w:t>
       </w:r>
-      <w:proofErr w:type="spellStart"/>
       <w:r>
         <w:rPr>
           <w:szCs w:val="28"/>
         </w:rPr>
         <w:t>OrderDetailsDeliveryDate</w:t>
       </w:r>
-      <w:proofErr w:type="spellEnd"/>
       <w:r>
         <w:rPr>
           <w:szCs w:val="28"/>
@@ -114,14 +110,12 @@
         </w:rPr>
         <w:t>{</w:t>
       </w:r>
-      <w:proofErr w:type="spellStart"/>
       <w:r>
         <w:rPr>
           <w:szCs w:val="28"/>
         </w:rPr>
-        <w:t>OrderDetailsPickupPoint</w:t>
+        <w:t>PickUpPointName</w:t>
       </w:r>
-      <w:proofErr w:type="spellEnd"/>
       <w:r>
         <w:rPr>
           <w:szCs w:val="28"/>
@@ -134,34 +128,19 @@
         <w:spacing w:after="0" w:line="360" w:lineRule="auto"/>
         <w:ind w:firstLine="709"/>
         <w:rPr>
-          <w:szCs w:val="28"/>
+          <w:b/>
+          <w:bCs/>
+          <w:szCs w:val="28"/>
+          <w:lang w:val="en-US"/>
         </w:rPr>
       </w:pPr>
       <w:r>
         <w:rPr>
-          <w:szCs w:val="28"/>
-        </w:rPr>
-        <w:t xml:space="preserve">Код получения: </w:t>
-      </w:r>
-      <w:r>
-        <w:rPr>
-          <w:szCs w:val="28"/>
-        </w:rPr>
-        <w:t>{</w:t>
-      </w:r>
-      <w:proofErr w:type="spellStart"/>
-      <w:r>
-        <w:rPr>
-          <w:szCs w:val="28"/>
-        </w:rPr>
-        <w:t>OrderDetailsCode</w:t>
-      </w:r>
-      <w:proofErr w:type="spellEnd"/>
-      <w:r>
-        <w:rPr>
-          <w:szCs w:val="28"/>
-        </w:rPr>
-        <w:t>}</w:t>
+          <w:b/>
+          <w:bCs/>
+          <w:szCs w:val="28"/>
+        </w:rPr>
+        <w:t>Код получения: {OrderDetailsCode}</w:t>
       </w:r>
     </w:p>
     <w:p>
@@ -173,9 +152,9 @@
     </w:p>
     <w:sectPr>
       <w:pgSz w:w="11906" w:h="16838" w:code="9"/>
-      <w:pgMar w:top="1134" w:right="851" w:bottom="1134" w:left="1701" w:header="709" w:footer="709" w:gutter="0"/>
+      <w:pgMar w:top="851" w:right="567" w:bottom="851" w:left="1418" w:header="709" w:footer="709" w:gutter="0"/>
       <w:cols w:space="708"/>
-      <w:docGrid w:linePitch="360"/>
+      <w:docGrid w:linePitch="381"/>
     </w:sectPr>
   </w:body>
 </w:document>
@@ -912,7 +891,6 @@
   <w:style w:type="character" w:default="1" w:styleId="a0">
     <w:name w:val="Default Paragraph Font"/>
     <w:uiPriority w:val="1"/>
-    <w:semiHidden/>
     <w:unhideWhenUsed/>
   </w:style>
   <w:style w:type="table" w:default="1" w:styleId="a1">
